--- a/Coaching Docs/Effortless-System-Coaching-Playbook.docx
+++ b/Coaching Docs/Effortless-System-Coaching-Playbook.docx
@@ -15,7 +15,7 @@
           <w:sz w:val="40"/>
           <w:szCs w:val="40"/>
         </w:rPr>
-        <w:t xml:space="preserve">Playbook Coaching Effortless System</w:t>
+        <w:t xml:space="preserve">Playbook Coaching Effortless Leader</w:t>
       </w:r>
     </w:p>
     <w:p>
@@ -30,7 +30,7 @@
           <w:sz w:val="21"/>
           <w:szCs w:val="21"/>
         </w:rPr>
-        <w:t xml:space="preserve">Dokumen internal. Panduan sesi per modul untuk pegangan sebelum dan selama coaching berlangsung.</w:t>
+        <w:t xml:space="preserve">Dokumen internal. Panduan sesi per program/modul untuk pegangan sebelum dan selama coaching berlangsung — mencakup ketiga program: Leader, Sistem, dan Tim.</w:t>
       </w:r>
     </w:p>
     <w:p>
@@ -59,7 +59,7 @@
           <w:sz w:val="21"/>
           <w:szCs w:val="21"/>
         </w:rPr>
-        <w:t xml:space="preserve">Setiap modul dijalankan dengan pola yang sama: diagnosis, rancang solusi, lalu instal jadi kebiasaan. Sesi bukan tempat mengulang isi aplikasi. Klien sudah mengerjakan bagian mandiri lewat app di antara sesi. Sesi adalah tempat menambahkan hal yang cuma bisa dikasih coach: memilih kasus nyata yang tepat, menggarap kasus itu secara langsung, menangani resistensi, dan menjaga akuntabilitas.</w:t>
+        <w:t xml:space="preserve">Setiap program/modul dijalankan dengan pola yang sama: diagnosis, rancang solusi, lalu instal jadi kebiasaan. Sesi bukan tempat mengulang isi aplikasi. Klien sudah mengerjakan bagian mandiri lewat app di antara sesi (Asesmen ELS untuk Program Leader, chapter di Modules Hub untuk Program Sistem, asesmen 3C untuk Program Tim). Sesi adalah tempat menambahkan hal yang cuma bisa dikasih coach: memilih kasus nyata yang tepat, menggarap kasus itu secara langsung, menangani resistensi, dan menjaga akuntabilitas.</w:t>
       </w:r>
     </w:p>
     <w:p>
@@ -75,7 +75,7 @@
           <w:sz w:val="23"/>
           <w:szCs w:val="23"/>
         </w:rPr>
-        <w:t xml:space="preserve">Aturan urutan modul</w:t>
+        <w:t xml:space="preserve">Aturan urutan program &amp; modul</w:t>
       </w:r>
     </w:p>
     <w:p>
@@ -93,7 +93,25 @@
           <w:sz w:val="21"/>
           <w:szCs w:val="21"/>
         </w:rPr>
-        <w:t xml:space="preserve">Modul 2 → Modul 3 → Modul 6 → Modul 7 wajib berurutan. Tiap modul menyambungkan ritmenya ke modul sebelumnya, jadi kalau dibalik urutannya, ritme itu tidak punya apa-apa untuk disambungkan.</w:t>
+        <w:t xml:space="preserve">Program Leader direkomendasikan sebagai titik masuk pertama untuk semua klien, sebelum Program Sistem atau Program Tim — pahami dulu gaya kepemimpinan sendiri sebelum membenahi sistem atau tim yang dipimpin. Bisa dilewati kalau klien sudah pernah melakukan asesmen kepemimpinan serupa di tempat lain.</w:t>
+      </w:r>
+    </w:p>
+    <w:p>
+      <w:pPr>
+        <w:pStyle w:val="ListParagraph"/>
+        <w:numPr>
+          <w:ilvl w:val="0"/>
+          <w:numId w:val="1"/>
+        </w:numPr>
+        <w:spacing w:after="80"/>
+      </w:pPr>
+      <w:r>
+        <w:rPr>
+          <w:color w:val="1F2937"/>
+          <w:sz w:val="21"/>
+          <w:szCs w:val="21"/>
+        </w:rPr>
+        <w:t xml:space="preserve">Modul 2 → Modul 3 → Modul 6 → Modul 7 (Program Sistem) wajib berurutan. Tiap modul menyambungkan ritmenya ke modul sebelumnya, jadi kalau dibalik urutannya, ritme itu tidak punya apa-apa untuk disambungkan.</w:t>
       </w:r>
     </w:p>
     <w:p>
@@ -188,6 +206,24 @@
     </w:p>
     <w:p>
       <w:pPr>
+        <w:pStyle w:val="ListParagraph"/>
+        <w:numPr>
+          <w:ilvl w:val="0"/>
+          <w:numId w:val="1"/>
+        </w:numPr>
+        <w:spacing w:after="80"/>
+      </w:pPr>
+      <w:r>
+        <w:rPr>
+          <w:color w:val="1F2937"/>
+          <w:sz w:val="21"/>
+          <w:szCs w:val="21"/>
+        </w:rPr>
+        <w:t xml:space="preserve">Program Tim (Effortless Team) paling kuat dipasangkan setelah Modul 6 kalau klien juga mengambil Modul 6 — Modul 6 membangun ritme penilaian kinerja di level organisasi, Program Tim adalah alat yang dipakai terus-menerus di dalam ritme itu. Tapi bisa berdiri sendiri kalau masalah utama klien memang soal mengelola tim, bukan membangun sistem penilaian dari nol.</w:t>
+      </w:r>
+    </w:p>
+    <w:p>
+      <w:pPr>
         <w:pStyle w:val="Heading3"/>
         <w:spacing w:after="80" w:before="160"/>
       </w:pPr>
@@ -199,7 +235,7 @@
           <w:sz w:val="23"/>
           <w:szCs w:val="23"/>
         </w:rPr>
-        <w:t xml:space="preserve">Resistensi lintas modul (baca sebelum sesi pertama tiap klien baru)</w:t>
+        <w:t xml:space="preserve">Resistensi lintas program (baca sebelum sesi pertama tiap klien baru)</w:t>
       </w:r>
     </w:p>
     <w:p>
@@ -287,7 +323,7 @@
           <w:sz w:val="23"/>
           <w:szCs w:val="23"/>
         </w:rPr>
-        <w:t xml:space="preserve">Referensi cepat: jumlah sesi &amp; harga per modul</w:t>
+        <w:t xml:space="preserve">Referensi cepat: jumlah sesi &amp; harga</w:t>
       </w:r>
     </w:p>
     <w:p>
@@ -300,7 +336,7 @@
           <w:sz w:val="21"/>
           <w:szCs w:val="21"/>
         </w:rPr>
-        <w:t xml:space="preserve">Modul 1: 2 sesi (Rp3.000.000) · Modul 2: 3 sesi (Rp4.500.000) · Modul 3: 3 sesi (Rp4.500.000) · Modul 4: 4 sesi (Rp6.000.000) · Modul 5: 3 sesi (Rp4.500.000) · Modul 6: 4 sesi (Rp6.000.000) · Modul 7: 3 sesi (Rp4.500.000) · Modul 8: 3 sesi (Rp4.500.000) · Modul 9: 2 sesi (Rp3.000.000).</w:t>
+        <w:t xml:space="preserve">Leader: 3 sesi (Rp4.500.000). Sistem — Modul 1: 2 sesi (Rp3.000.000) · Modul 2: 3 sesi (Rp4.500.000) · Modul 3: 3 sesi (Rp4.500.000) · Modul 4: 4 sesi (Rp6.000.000) · Modul 5: 3 sesi (Rp4.500.000) · Modul 6: 4 sesi (Rp6.000.000) · Modul 7: 3 sesi (Rp4.500.000) · Modul 8: 3 sesi (Rp4.500.000) · Modul 9: 2 sesi (Rp3.000.000). Tim: 4 sesi (Rp6.000.000).</w:t>
       </w:r>
     </w:p>
     <w:p>
@@ -315,8 +351,642 @@
           <w:sz w:val="21"/>
           <w:szCs w:val="21"/>
         </w:rPr>
-        <w:t xml:space="preserve">Kapasitas: maksimal sembilan klien aktif, tiga klien baru per bulan. Cek kapasitas sebelum menjanjikan tanggal mulai ke calon klien baru.</w:t>
+        <w:t xml:space="preserve">Kapasitas: maksimal sembilan klien aktif, tiga klien baru per bulan, berlaku lintas ketiga program. Cek kapasitas sebelum menjanjikan tanggal mulai ke calon klien baru.</w:t>
       </w:r>
+    </w:p>
+    <w:p>
+      <w:pPr>
+        <w:pStyle w:val="Heading2"/>
+        <w:spacing w:after="120" w:before="360"/>
+      </w:pPr>
+      <w:r>
+        <w:rPr>
+          <w:b/>
+          <w:bCs/>
+          <w:color w:val="F97316"/>
+          <w:sz w:val="27"/>
+          <w:szCs w:val="27"/>
+        </w:rPr>
+        <w:t xml:space="preserve">Program Leader — Effortless Leader (3 sesi)</w:t>
+      </w:r>
+    </w:p>
+    <w:p>
+      <w:pPr>
+        <w:spacing w:after="140"/>
+      </w:pPr>
+      <w:r>
+        <w:rPr>
+          <w:i/>
+          <w:iCs/>
+          <w:color w:val="6B7280"/>
+          <w:sz w:val="21"/>
+          <w:szCs w:val="21"/>
+        </w:rPr>
+        <w:t xml:space="preserve">Prasyarat: tidak ada. Direkomendasikan sebagai titik masuk pertama untuk semua klien, sebelum Program Sistem atau Program Tim. Klien mengisi Asesmen Gaya Kepemimpinan (ELS) sebelum Sesi 1: 34 talenta dipetakan ke 10 fungsi kepemimpinan, tiap fungsi dikategorikan Jalur Alami, Jalur Kompensasi, atau Butuh Pelengkap.</w:t>
+      </w:r>
+    </w:p>
+    <w:tbl>
+      <w:tblPr>
+        <w:tblW w:type="dxa" w:w="10300"/>
+        <w:tblBorders>
+          <w:top w:val="single" w:color="auto" w:sz="4"/>
+          <w:left w:val="single" w:color="auto" w:sz="4"/>
+          <w:bottom w:val="single" w:color="auto" w:sz="4"/>
+          <w:right w:val="single" w:color="auto" w:sz="4"/>
+          <w:insideH w:val="single" w:color="auto" w:sz="4"/>
+          <w:insideV w:val="single" w:color="auto" w:sz="4"/>
+        </w:tblBorders>
+      </w:tblPr>
+      <w:tblGrid>
+        <w:gridCol w:w="900"/>
+        <w:gridCol w:w="2600"/>
+        <w:gridCol w:w="2600"/>
+        <w:gridCol w:w="2200"/>
+        <w:gridCol w:w="2000"/>
+      </w:tblGrid>
+      <w:tr>
+        <w:tc>
+          <w:tcPr>
+            <w:tcW w:type="dxa" w:w="900"/>
+            <w:shd w:fill="F97316" w:val="clear"/>
+            <w:tcMar>
+              <w:top w:type="dxa" w:w="80"/>
+              <w:left w:type="dxa" w:w="100"/>
+              <w:bottom w:type="dxa" w:w="80"/>
+              <w:right w:type="dxa" w:w="100"/>
+            </w:tcMar>
+          </w:tcPr>
+          <w:p>
+            <w:pPr>
+              <w:jc w:val="center"/>
+            </w:pPr>
+            <w:r>
+              <w:rPr>
+                <w:b/>
+                <w:bCs/>
+                <w:color w:val="FFFFFF"/>
+                <w:sz w:val="19"/>
+                <w:szCs w:val="19"/>
+              </w:rPr>
+              <w:t xml:space="preserve">Sesi</w:t>
+            </w:r>
+          </w:p>
+        </w:tc>
+        <w:tc>
+          <w:tcPr>
+            <w:tcW w:type="dxa" w:w="2600"/>
+            <w:shd w:fill="F97316" w:val="clear"/>
+            <w:tcMar>
+              <w:top w:type="dxa" w:w="80"/>
+              <w:left w:type="dxa" w:w="100"/>
+              <w:bottom w:type="dxa" w:w="80"/>
+              <w:right w:type="dxa" w:w="100"/>
+            </w:tcMar>
+          </w:tcPr>
+          <w:p>
+            <w:pPr>
+              <w:jc w:val="left"/>
+            </w:pPr>
+            <w:r>
+              <w:rPr>
+                <w:b/>
+                <w:bCs/>
+                <w:color w:val="FFFFFF"/>
+                <w:sz w:val="19"/>
+                <w:szCs w:val="19"/>
+              </w:rPr>
+              <w:t xml:space="preserve">Tujuan &amp; Fokus</w:t>
+            </w:r>
+          </w:p>
+        </w:tc>
+        <w:tc>
+          <w:tcPr>
+            <w:tcW w:type="dxa" w:w="2600"/>
+            <w:shd w:fill="F97316" w:val="clear"/>
+            <w:tcMar>
+              <w:top w:type="dxa" w:w="80"/>
+              <w:left w:type="dxa" w:w="100"/>
+              <w:bottom w:type="dxa" w:w="80"/>
+              <w:right w:type="dxa" w:w="100"/>
+            </w:tcMar>
+          </w:tcPr>
+          <w:p>
+            <w:pPr>
+              <w:jc w:val="left"/>
+            </w:pPr>
+            <w:r>
+              <w:rPr>
+                <w:b/>
+                <w:bCs/>
+                <w:color w:val="FFFFFF"/>
+                <w:sz w:val="19"/>
+                <w:szCs w:val="19"/>
+              </w:rPr>
+              <w:t xml:space="preserve">Pertanyaan Kunci</w:t>
+            </w:r>
+          </w:p>
+        </w:tc>
+        <w:tc>
+          <w:tcPr>
+            <w:tcW w:type="dxa" w:w="2200"/>
+            <w:shd w:fill="F97316" w:val="clear"/>
+            <w:tcMar>
+              <w:top w:type="dxa" w:w="80"/>
+              <w:left w:type="dxa" w:w="100"/>
+              <w:bottom w:type="dxa" w:w="80"/>
+              <w:right w:type="dxa" w:w="100"/>
+            </w:tcMar>
+          </w:tcPr>
+          <w:p>
+            <w:pPr>
+              <w:jc w:val="left"/>
+            </w:pPr>
+            <w:r>
+              <w:rPr>
+                <w:b/>
+                <w:bCs/>
+                <w:color w:val="FFFFFF"/>
+                <w:sz w:val="19"/>
+                <w:szCs w:val="19"/>
+              </w:rPr>
+              <w:t xml:space="preserve">Resistensi Umum &amp; Cara Tangani</w:t>
+            </w:r>
+          </w:p>
+        </w:tc>
+        <w:tc>
+          <w:tcPr>
+            <w:tcW w:type="dxa" w:w="2000"/>
+            <w:shd w:fill="F97316" w:val="clear"/>
+            <w:tcMar>
+              <w:top w:type="dxa" w:w="80"/>
+              <w:left w:type="dxa" w:w="100"/>
+              <w:bottom w:type="dxa" w:w="80"/>
+              <w:right w:type="dxa" w:w="100"/>
+            </w:tcMar>
+          </w:tcPr>
+          <w:p>
+            <w:pPr>
+              <w:jc w:val="left"/>
+            </w:pPr>
+            <w:r>
+              <w:rPr>
+                <w:b/>
+                <w:bCs/>
+                <w:color w:val="FFFFFF"/>
+                <w:sz w:val="19"/>
+                <w:szCs w:val="19"/>
+              </w:rPr>
+              <w:t xml:space="preserve">PR Antar Sesi / Selesai Kalau</w:t>
+            </w:r>
+          </w:p>
+        </w:tc>
+      </w:tr>
+      <w:tr>
+        <w:tc>
+          <w:tcPr>
+            <w:tcW w:type="dxa" w:w="900"/>
+            <w:tcMar>
+              <w:top w:type="dxa" w:w="80"/>
+              <w:left w:type="dxa" w:w="100"/>
+              <w:bottom w:type="dxa" w:w="80"/>
+              <w:right w:type="dxa" w:w="100"/>
+            </w:tcMar>
+          </w:tcPr>
+          <w:p>
+            <w:pPr>
+              <w:spacing w:after="60"/>
+            </w:pPr>
+            <w:r>
+              <w:rPr>
+                <w:b w:val="false"/>
+                <w:bCs w:val="false"/>
+                <w:color w:val="1F2937"/>
+                <w:sz w:val="19"/>
+                <w:szCs w:val="19"/>
+              </w:rPr>
+              <w:t xml:space="preserve">1 (Baca Hasil Asesmen)</w:t>
+            </w:r>
+          </w:p>
+        </w:tc>
+        <w:tc>
+          <w:tcPr>
+            <w:tcW w:type="dxa" w:w="2600"/>
+            <w:tcMar>
+              <w:top w:type="dxa" w:w="80"/>
+              <w:left w:type="dxa" w:w="100"/>
+              <w:bottom w:type="dxa" w:w="80"/>
+              <w:right w:type="dxa" w:w="100"/>
+            </w:tcMar>
+          </w:tcPr>
+          <w:p>
+            <w:pPr>
+              <w:spacing w:after="60"/>
+            </w:pPr>
+            <w:r>
+              <w:rPr>
+                <w:b w:val="false"/>
+                <w:bCs w:val="false"/>
+                <w:color w:val="1F2937"/>
+                <w:sz w:val="19"/>
+                <w:szCs w:val="19"/>
+              </w:rPr>
+              <w:t xml:space="preserve">Bahas tipe gaya kepemimpinan (salah satu dari 10 tipe deterministik) dan breakdown 10 fungsi per kategori Dominan, Pendukung, Netral, dan Blindspot.</w:t>
+            </w:r>
+          </w:p>
+        </w:tc>
+        <w:tc>
+          <w:tcPr>
+            <w:tcW w:type="dxa" w:w="2600"/>
+            <w:tcMar>
+              <w:top w:type="dxa" w:w="80"/>
+              <w:left w:type="dxa" w:w="100"/>
+              <w:bottom w:type="dxa" w:w="80"/>
+              <w:right w:type="dxa" w:w="100"/>
+            </w:tcMar>
+          </w:tcPr>
+          <w:p>
+            <w:pPr>
+              <w:spacing w:after="60"/>
+            </w:pPr>
+            <w:r>
+              <w:rPr>
+                <w:b w:val="false"/>
+                <w:bCs w:val="false"/>
+                <w:color w:val="1F2937"/>
+                <w:sz w:val="19"/>
+                <w:szCs w:val="19"/>
+              </w:rPr>
+              <w:t xml:space="preserve">"Dari 10 fungsi ini, yang mana yang paling terasa berat buat Anda selama ini?"</w:t>
+            </w:r>
+          </w:p>
+          <w:p>
+            <w:pPr>
+              <w:spacing w:after="60"/>
+            </w:pPr>
+            <w:r>
+              <w:rPr>
+                <w:b w:val="false"/>
+                <w:bCs w:val="false"/>
+                <w:color w:val="1F2937"/>
+                <w:sz w:val="19"/>
+                <w:szCs w:val="19"/>
+              </w:rPr>
+              <w:t xml:space="preserve">"Ada yang mengejutkan dari hasil ini, atau memang sudah Anda duga?"</w:t>
+            </w:r>
+          </w:p>
+        </w:tc>
+        <w:tc>
+          <w:tcPr>
+            <w:tcW w:type="dxa" w:w="2200"/>
+            <w:tcMar>
+              <w:top w:type="dxa" w:w="80"/>
+              <w:left w:type="dxa" w:w="100"/>
+              <w:bottom w:type="dxa" w:w="80"/>
+              <w:right w:type="dxa" w:w="100"/>
+            </w:tcMar>
+          </w:tcPr>
+          <w:p>
+            <w:pPr>
+              <w:spacing w:after="60"/>
+            </w:pPr>
+            <w:r>
+              <w:rPr>
+                <w:b w:val="false"/>
+                <w:bCs w:val="false"/>
+                <w:color w:val="1F2937"/>
+                <w:sz w:val="19"/>
+                <w:szCs w:val="19"/>
+              </w:rPr>
+              <w:t xml:space="preserve">Klien menolak hasil yang tidak sesuai citra diri mereka ("saya kira saya kuat di fungsi ini"). Tangani: ini bukan pengujian benar-salah, tapi peta jalur alami vs kompensasi. Kategori rendah bukan kegagalan pribadi.</w:t>
+            </w:r>
+          </w:p>
+        </w:tc>
+        <w:tc>
+          <w:tcPr>
+            <w:tcW w:type="dxa" w:w="2000"/>
+            <w:tcMar>
+              <w:top w:type="dxa" w:w="80"/>
+              <w:left w:type="dxa" w:w="100"/>
+              <w:bottom w:type="dxa" w:w="80"/>
+              <w:right w:type="dxa" w:w="100"/>
+            </w:tcMar>
+          </w:tcPr>
+          <w:p>
+            <w:pPr>
+              <w:spacing w:after="60"/>
+            </w:pPr>
+            <w:r>
+              <w:rPr>
+                <w:b w:val="false"/>
+                <w:bCs w:val="false"/>
+                <w:color w:val="1F2937"/>
+                <w:sz w:val="19"/>
+                <w:szCs w:val="19"/>
+              </w:rPr>
+              <w:t xml:space="preserve">Klien catat contoh nyata dari kesehariannya untuk tiap fungsi yang masuk kategori Blindspot. Selesai kalau minimal ada 2-3 contoh konkret per fungsi blindspot.</w:t>
+            </w:r>
+          </w:p>
+        </w:tc>
+      </w:tr>
+      <w:tr>
+        <w:tc>
+          <w:tcPr>
+            <w:tcW w:type="dxa" w:w="900"/>
+            <w:tcMar>
+              <w:top w:type="dxa" w:w="80"/>
+              <w:left w:type="dxa" w:w="100"/>
+              <w:bottom w:type="dxa" w:w="80"/>
+              <w:right w:type="dxa" w:w="100"/>
+            </w:tcMar>
+          </w:tcPr>
+          <w:p>
+            <w:pPr>
+              <w:spacing w:after="60"/>
+            </w:pPr>
+            <w:r>
+              <w:rPr>
+                <w:b w:val="false"/>
+                <w:bCs w:val="false"/>
+                <w:color w:val="1F2937"/>
+                <w:sz w:val="19"/>
+                <w:szCs w:val="19"/>
+              </w:rPr>
+              <w:t xml:space="preserve">2 (Susun Strategi Personal)</w:t>
+            </w:r>
+          </w:p>
+        </w:tc>
+        <w:tc>
+          <w:tcPr>
+            <w:tcW w:type="dxa" w:w="2600"/>
+            <w:tcMar>
+              <w:top w:type="dxa" w:w="80"/>
+              <w:left w:type="dxa" w:w="100"/>
+              <w:bottom w:type="dxa" w:w="80"/>
+              <w:right w:type="dxa" w:w="100"/>
+            </w:tcMar>
+          </w:tcPr>
+          <w:p>
+            <w:pPr>
+              <w:spacing w:after="60"/>
+            </w:pPr>
+            <w:r>
+              <w:rPr>
+                <w:b w:val="false"/>
+                <w:bCs w:val="false"/>
+                <w:color w:val="1F2937"/>
+                <w:sz w:val="19"/>
+                <w:szCs w:val="19"/>
+              </w:rPr>
+              <w:t xml:space="preserve">Petakan tiap dari 10 fungsi ke satu dari tiga jalur (Alami, Kompensasi, Butuh Pelengkap), susun strategi konkret per fungsi, terutama yang blindspot.</w:t>
+            </w:r>
+          </w:p>
+        </w:tc>
+        <w:tc>
+          <w:tcPr>
+            <w:tcW w:type="dxa" w:w="2600"/>
+            <w:tcMar>
+              <w:top w:type="dxa" w:w="80"/>
+              <w:left w:type="dxa" w:w="100"/>
+              <w:bottom w:type="dxa" w:w="80"/>
+              <w:right w:type="dxa" w:w="100"/>
+            </w:tcMar>
+          </w:tcPr>
+          <w:p>
+            <w:pPr>
+              <w:spacing w:after="60"/>
+            </w:pPr>
+            <w:r>
+              <w:rPr>
+                <w:b w:val="false"/>
+                <w:bCs w:val="false"/>
+                <w:color w:val="1F2937"/>
+                <w:sz w:val="19"/>
+                <w:szCs w:val="19"/>
+              </w:rPr>
+              <w:t xml:space="preserve">"Untuk fungsi yang blindspot ini, siapa di sekitar Anda yang justru kuat di situ?"</w:t>
+            </w:r>
+          </w:p>
+          <w:p>
+            <w:pPr>
+              <w:spacing w:after="60"/>
+            </w:pPr>
+            <w:r>
+              <w:rPr>
+                <w:b w:val="false"/>
+                <w:bCs w:val="false"/>
+                <w:color w:val="1F2937"/>
+                <w:sz w:val="19"/>
+                <w:szCs w:val="19"/>
+              </w:rPr>
+              <w:t xml:space="preserve">"Kalau fungsi ini butuh pelengkap, apa itu berarti sistem, atau orang lain, atau dua-duanya?"</w:t>
+            </w:r>
+          </w:p>
+        </w:tc>
+        <w:tc>
+          <w:tcPr>
+            <w:tcW w:type="dxa" w:w="2200"/>
+            <w:tcMar>
+              <w:top w:type="dxa" w:w="80"/>
+              <w:left w:type="dxa" w:w="100"/>
+              <w:bottom w:type="dxa" w:w="80"/>
+              <w:right w:type="dxa" w:w="100"/>
+            </w:tcMar>
+          </w:tcPr>
+          <w:p>
+            <w:pPr>
+              <w:spacing w:after="60"/>
+            </w:pPr>
+            <w:r>
+              <w:rPr>
+                <w:b w:val="false"/>
+                <w:bCs w:val="false"/>
+                <w:color w:val="1F2937"/>
+                <w:sz w:val="19"/>
+                <w:szCs w:val="19"/>
+              </w:rPr>
+              <w:t xml:space="preserve">Klien mencoba memaksakan jalur alami di semua fungsi, menolak ide butuh pelengkap. Tangani: ingatkan bahwa butuh pelengkap adalah strategi, bukan kelemahan pribadi.</w:t>
+            </w:r>
+          </w:p>
+        </w:tc>
+        <w:tc>
+          <w:tcPr>
+            <w:tcW w:type="dxa" w:w="2000"/>
+            <w:tcMar>
+              <w:top w:type="dxa" w:w="80"/>
+              <w:left w:type="dxa" w:w="100"/>
+              <w:bottom w:type="dxa" w:w="80"/>
+              <w:right w:type="dxa" w:w="100"/>
+            </w:tcMar>
+          </w:tcPr>
+          <w:p>
+            <w:pPr>
+              <w:spacing w:after="60"/>
+            </w:pPr>
+            <w:r>
+              <w:rPr>
+                <w:b w:val="false"/>
+                <w:bCs w:val="false"/>
+                <w:color w:val="1F2937"/>
+                <w:sz w:val="19"/>
+                <w:szCs w:val="19"/>
+              </w:rPr>
+              <w:t xml:space="preserve">Klien coba jalankan satu strategi kompensasi atau pelengkap di fungsi yang paling mendesak.</w:t>
+            </w:r>
+          </w:p>
+        </w:tc>
+      </w:tr>
+      <w:tr>
+        <w:tc>
+          <w:tcPr>
+            <w:tcW w:type="dxa" w:w="900"/>
+            <w:tcMar>
+              <w:top w:type="dxa" w:w="80"/>
+              <w:left w:type="dxa" w:w="100"/>
+              <w:bottom w:type="dxa" w:w="80"/>
+              <w:right w:type="dxa" w:w="100"/>
+            </w:tcMar>
+          </w:tcPr>
+          <w:p>
+            <w:pPr>
+              <w:spacing w:after="60"/>
+            </w:pPr>
+            <w:r>
+              <w:rPr>
+                <w:b w:val="false"/>
+                <w:bCs w:val="false"/>
+                <w:color w:val="1F2937"/>
+                <w:sz w:val="19"/>
+                <w:szCs w:val="19"/>
+              </w:rPr>
+              <w:t xml:space="preserve">3 (Delegasi &amp; Install)</w:t>
+            </w:r>
+          </w:p>
+        </w:tc>
+        <w:tc>
+          <w:tcPr>
+            <w:tcW w:type="dxa" w:w="2600"/>
+            <w:tcMar>
+              <w:top w:type="dxa" w:w="80"/>
+              <w:left w:type="dxa" w:w="100"/>
+              <w:bottom w:type="dxa" w:w="80"/>
+              <w:right w:type="dxa" w:w="100"/>
+            </w:tcMar>
+          </w:tcPr>
+          <w:p>
+            <w:pPr>
+              <w:spacing w:after="60"/>
+            </w:pPr>
+            <w:r>
+              <w:rPr>
+                <w:b w:val="false"/>
+                <w:bCs w:val="false"/>
+                <w:color w:val="1F2937"/>
+                <w:sz w:val="19"/>
+                <w:szCs w:val="19"/>
+              </w:rPr>
+              <w:t xml:space="preserve">Cocokkan blindspot klien dengan talenta dominan orang lain di tim untuk desain delegasi/kolaborasi, waspadai kesalahan umum pemakaian kerangka ini, kunci jadwal review ulang profil beberapa bulan ke depan.</w:t>
+            </w:r>
+          </w:p>
+        </w:tc>
+        <w:tc>
+          <w:tcPr>
+            <w:tcW w:type="dxa" w:w="2600"/>
+            <w:tcMar>
+              <w:top w:type="dxa" w:w="80"/>
+              <w:left w:type="dxa" w:w="100"/>
+              <w:bottom w:type="dxa" w:w="80"/>
+              <w:right w:type="dxa" w:w="100"/>
+            </w:tcMar>
+          </w:tcPr>
+          <w:p>
+            <w:pPr>
+              <w:spacing w:after="60"/>
+            </w:pPr>
+            <w:r>
+              <w:rPr>
+                <w:b w:val="false"/>
+                <w:bCs w:val="false"/>
+                <w:color w:val="1F2937"/>
+                <w:sz w:val="19"/>
+                <w:szCs w:val="19"/>
+              </w:rPr>
+              <w:t xml:space="preserve">"Siapa di tim Anda yang talenta dominannya justru menutup blindspot Anda?"</w:t>
+            </w:r>
+          </w:p>
+          <w:p>
+            <w:pPr>
+              <w:spacing w:after="60"/>
+            </w:pPr>
+            <w:r>
+              <w:rPr>
+                <w:b w:val="false"/>
+                <w:bCs w:val="false"/>
+                <w:color w:val="1F2937"/>
+                <w:sz w:val="19"/>
+                <w:szCs w:val="19"/>
+              </w:rPr>
+              <w:t xml:space="preserve">"Kerangka ini gampang disalahgunakan jadi alasan ('saya memang bukan orang yang begitu'), bukan peta. Di mana Anda paling rawan jatuh ke situ?"</w:t>
+            </w:r>
+          </w:p>
+        </w:tc>
+        <w:tc>
+          <w:tcPr>
+            <w:tcW w:type="dxa" w:w="2200"/>
+            <w:tcMar>
+              <w:top w:type="dxa" w:w="80"/>
+              <w:left w:type="dxa" w:w="100"/>
+              <w:bottom w:type="dxa" w:w="80"/>
+              <w:right w:type="dxa" w:w="100"/>
+            </w:tcMar>
+          </w:tcPr>
+          <w:p>
+            <w:pPr>
+              <w:spacing w:after="60"/>
+            </w:pPr>
+            <w:r>
+              <w:rPr>
+                <w:b w:val="false"/>
+                <w:bCs w:val="false"/>
+                <w:color w:val="1F2937"/>
+                <w:sz w:val="19"/>
+                <w:szCs w:val="19"/>
+              </w:rPr>
+              <w:t xml:space="preserve">Klien pakai hasil asesmen sebagai alasan permanen untuk tidak berusaha di fungsi blindspot. Tangani: tegaskan kerangka ini peta strategi, bukan pembenaran untuk berhenti mencoba sama sekali.</w:t>
+            </w:r>
+          </w:p>
+        </w:tc>
+        <w:tc>
+          <w:tcPr>
+            <w:tcW w:type="dxa" w:w="2000"/>
+            <w:tcMar>
+              <w:top w:type="dxa" w:w="80"/>
+              <w:left w:type="dxa" w:w="100"/>
+              <w:bottom w:type="dxa" w:w="80"/>
+              <w:right w:type="dxa" w:w="100"/>
+            </w:tcMar>
+          </w:tcPr>
+          <w:p>
+            <w:pPr>
+              <w:spacing w:after="60"/>
+            </w:pPr>
+            <w:r>
+              <w:rPr>
+                <w:b w:val="false"/>
+                <w:bCs w:val="false"/>
+                <w:color w:val="1F2937"/>
+                <w:sz w:val="19"/>
+                <w:szCs w:val="19"/>
+              </w:rPr>
+              <w:t xml:space="preserve">Selesai kalau ada rencana delegasi konkret untuk minimal satu fungsi blindspot, plus jadwal retake/review asesmen (disarankan 6-12 bulan ke depan).</w:t>
+            </w:r>
+          </w:p>
+        </w:tc>
+      </w:tr>
+    </w:tbl>
+    <w:p>
+      <w:pPr>
+        <w:spacing w:after="100"/>
+      </w:pPr>
     </w:p>
     <w:p>
       <w:pPr>
@@ -5729,6 +6399,742 @@
                 <w:szCs w:val="19"/>
               </w:rPr>
               <w:t xml:space="preserve">Selesai kalau ritme evaluasi terjadwal dan laporan lengkap diunduh.</w:t>
+            </w:r>
+          </w:p>
+        </w:tc>
+      </w:tr>
+    </w:tbl>
+    <w:p>
+      <w:pPr>
+        <w:spacing w:after="100"/>
+      </w:pPr>
+    </w:p>
+    <w:p>
+      <w:pPr>
+        <w:pStyle w:val="Heading2"/>
+        <w:spacing w:after="120" w:before="360"/>
+      </w:pPr>
+      <w:r>
+        <w:rPr>
+          <w:b/>
+          <w:bCs/>
+          <w:color w:val="F97316"/>
+          <w:sz w:val="27"/>
+          <w:szCs w:val="27"/>
+        </w:rPr>
+        <w:t xml:space="preserve">Program Tim — Effortless Team (4 sesi)</w:t>
+      </w:r>
+    </w:p>
+    <w:p>
+      <w:pPr>
+        <w:spacing w:after="140"/>
+      </w:pPr>
+      <w:r>
+        <w:rPr>
+          <w:i/>
+          <w:iCs/>
+          <w:color w:val="6B7280"/>
+          <w:sz w:val="21"/>
+          <w:szCs w:val="21"/>
+        </w:rPr>
+        <w:t xml:space="preserve">Prasyarat: tidak ada secara ketat, tapi paling kuat dipasangkan setelah Modul 6 kalau klien juga mengambil Program Sistem (Modul 6 membangun ritme penilaian kinerja di level organisasi, ini alat yang dipakai terus-menerus di dalam ritme itu). Bisa berdiri sendiri kalau masalah utama klien memang soal mengelola tim. Alat ini dipakai berulang, bukan sekali jadi.</w:t>
+      </w:r>
+    </w:p>
+    <w:tbl>
+      <w:tblPr>
+        <w:tblW w:type="dxa" w:w="10300"/>
+        <w:tblBorders>
+          <w:top w:val="single" w:color="auto" w:sz="4"/>
+          <w:left w:val="single" w:color="auto" w:sz="4"/>
+          <w:bottom w:val="single" w:color="auto" w:sz="4"/>
+          <w:right w:val="single" w:color="auto" w:sz="4"/>
+          <w:insideH w:val="single" w:color="auto" w:sz="4"/>
+          <w:insideV w:val="single" w:color="auto" w:sz="4"/>
+        </w:tblBorders>
+      </w:tblPr>
+      <w:tblGrid>
+        <w:gridCol w:w="900"/>
+        <w:gridCol w:w="2600"/>
+        <w:gridCol w:w="2600"/>
+        <w:gridCol w:w="2200"/>
+        <w:gridCol w:w="2000"/>
+      </w:tblGrid>
+      <w:tr>
+        <w:tc>
+          <w:tcPr>
+            <w:tcW w:type="dxa" w:w="900"/>
+            <w:shd w:fill="F97316" w:val="clear"/>
+            <w:tcMar>
+              <w:top w:type="dxa" w:w="80"/>
+              <w:left w:type="dxa" w:w="100"/>
+              <w:bottom w:type="dxa" w:w="80"/>
+              <w:right w:type="dxa" w:w="100"/>
+            </w:tcMar>
+          </w:tcPr>
+          <w:p>
+            <w:pPr>
+              <w:jc w:val="center"/>
+            </w:pPr>
+            <w:r>
+              <w:rPr>
+                <w:b/>
+                <w:bCs/>
+                <w:color w:val="FFFFFF"/>
+                <w:sz w:val="19"/>
+                <w:szCs w:val="19"/>
+              </w:rPr>
+              <w:t xml:space="preserve">Sesi</w:t>
+            </w:r>
+          </w:p>
+        </w:tc>
+        <w:tc>
+          <w:tcPr>
+            <w:tcW w:type="dxa" w:w="2600"/>
+            <w:shd w:fill="F97316" w:val="clear"/>
+            <w:tcMar>
+              <w:top w:type="dxa" w:w="80"/>
+              <w:left w:type="dxa" w:w="100"/>
+              <w:bottom w:type="dxa" w:w="80"/>
+              <w:right w:type="dxa" w:w="100"/>
+            </w:tcMar>
+          </w:tcPr>
+          <w:p>
+            <w:pPr>
+              <w:jc w:val="left"/>
+            </w:pPr>
+            <w:r>
+              <w:rPr>
+                <w:b/>
+                <w:bCs/>
+                <w:color w:val="FFFFFF"/>
+                <w:sz w:val="19"/>
+                <w:szCs w:val="19"/>
+              </w:rPr>
+              <w:t xml:space="preserve">Tujuan &amp; Fokus</w:t>
+            </w:r>
+          </w:p>
+        </w:tc>
+        <w:tc>
+          <w:tcPr>
+            <w:tcW w:type="dxa" w:w="2600"/>
+            <w:shd w:fill="F97316" w:val="clear"/>
+            <w:tcMar>
+              <w:top w:type="dxa" w:w="80"/>
+              <w:left w:type="dxa" w:w="100"/>
+              <w:bottom w:type="dxa" w:w="80"/>
+              <w:right w:type="dxa" w:w="100"/>
+            </w:tcMar>
+          </w:tcPr>
+          <w:p>
+            <w:pPr>
+              <w:jc w:val="left"/>
+            </w:pPr>
+            <w:r>
+              <w:rPr>
+                <w:b/>
+                <w:bCs/>
+                <w:color w:val="FFFFFF"/>
+                <w:sz w:val="19"/>
+                <w:szCs w:val="19"/>
+              </w:rPr>
+              <w:t xml:space="preserve">Pertanyaan Kunci</w:t>
+            </w:r>
+          </w:p>
+        </w:tc>
+        <w:tc>
+          <w:tcPr>
+            <w:tcW w:type="dxa" w:w="2200"/>
+            <w:shd w:fill="F97316" w:val="clear"/>
+            <w:tcMar>
+              <w:top w:type="dxa" w:w="80"/>
+              <w:left w:type="dxa" w:w="100"/>
+              <w:bottom w:type="dxa" w:w="80"/>
+              <w:right w:type="dxa" w:w="100"/>
+            </w:tcMar>
+          </w:tcPr>
+          <w:p>
+            <w:pPr>
+              <w:jc w:val="left"/>
+            </w:pPr>
+            <w:r>
+              <w:rPr>
+                <w:b/>
+                <w:bCs/>
+                <w:color w:val="FFFFFF"/>
+                <w:sz w:val="19"/>
+                <w:szCs w:val="19"/>
+              </w:rPr>
+              <w:t xml:space="preserve">Resistensi Umum &amp; Cara Tangani</w:t>
+            </w:r>
+          </w:p>
+        </w:tc>
+        <w:tc>
+          <w:tcPr>
+            <w:tcW w:type="dxa" w:w="2000"/>
+            <w:shd w:fill="F97316" w:val="clear"/>
+            <w:tcMar>
+              <w:top w:type="dxa" w:w="80"/>
+              <w:left w:type="dxa" w:w="100"/>
+              <w:bottom w:type="dxa" w:w="80"/>
+              <w:right w:type="dxa" w:w="100"/>
+            </w:tcMar>
+          </w:tcPr>
+          <w:p>
+            <w:pPr>
+              <w:jc w:val="left"/>
+            </w:pPr>
+            <w:r>
+              <w:rPr>
+                <w:b/>
+                <w:bCs/>
+                <w:color w:val="FFFFFF"/>
+                <w:sz w:val="19"/>
+                <w:szCs w:val="19"/>
+              </w:rPr>
+              <w:t xml:space="preserve">PR Antar Sesi / Selesai Kalau</w:t>
+            </w:r>
+          </w:p>
+        </w:tc>
+      </w:tr>
+      <w:tr>
+        <w:tc>
+          <w:tcPr>
+            <w:tcW w:type="dxa" w:w="900"/>
+            <w:tcMar>
+              <w:top w:type="dxa" w:w="80"/>
+              <w:left w:type="dxa" w:w="100"/>
+              <w:bottom w:type="dxa" w:w="80"/>
+              <w:right w:type="dxa" w:w="100"/>
+            </w:tcMar>
+          </w:tcPr>
+          <w:p>
+            <w:pPr>
+              <w:spacing w:after="60"/>
+            </w:pPr>
+            <w:r>
+              <w:rPr>
+                <w:b w:val="false"/>
+                <w:bCs w:val="false"/>
+                <w:color w:val="1F2937"/>
+                <w:sz w:val="19"/>
+                <w:szCs w:val="19"/>
+              </w:rPr>
+              <w:t xml:space="preserve">1 (Orientasi &amp; Kalibrasi)</w:t>
+            </w:r>
+          </w:p>
+        </w:tc>
+        <w:tc>
+          <w:tcPr>
+            <w:tcW w:type="dxa" w:w="2600"/>
+            <w:tcMar>
+              <w:top w:type="dxa" w:w="80"/>
+              <w:left w:type="dxa" w:w="100"/>
+              <w:bottom w:type="dxa" w:w="80"/>
+              <w:right w:type="dxa" w:w="100"/>
+            </w:tcMar>
+          </w:tcPr>
+          <w:p>
+            <w:pPr>
+              <w:spacing w:after="60"/>
+            </w:pPr>
+            <w:r>
+              <w:rPr>
+                <w:b w:val="false"/>
+                <w:bCs w:val="false"/>
+                <w:color w:val="1F2937"/>
+                <w:sz w:val="19"/>
+                <w:szCs w:val="19"/>
+              </w:rPr>
+              <w:t xml:space="preserve">Ajarkan model Kejelasan → Kompetensi × Komitmen, jalankan bareng untuk 2-3 anggota tim nyata supaya kalibrasi skornya konsisten.</w:t>
+            </w:r>
+          </w:p>
+        </w:tc>
+        <w:tc>
+          <w:tcPr>
+            <w:tcW w:type="dxa" w:w="2600"/>
+            <w:tcMar>
+              <w:top w:type="dxa" w:w="80"/>
+              <w:left w:type="dxa" w:w="100"/>
+              <w:bottom w:type="dxa" w:w="80"/>
+              <w:right w:type="dxa" w:w="100"/>
+            </w:tcMar>
+          </w:tcPr>
+          <w:p>
+            <w:pPr>
+              <w:spacing w:after="60"/>
+            </w:pPr>
+            <w:r>
+              <w:rPr>
+                <w:b w:val="false"/>
+                <w:bCs w:val="false"/>
+                <w:color w:val="1F2937"/>
+                <w:sz w:val="19"/>
+                <w:szCs w:val="19"/>
+              </w:rPr>
+              <w:t xml:space="preserve">"Orang ini tahu persis ekspektasi perannya sekarang, atau Anda cuma asumsikan dia tahu?"</w:t>
+            </w:r>
+          </w:p>
+          <w:p>
+            <w:pPr>
+              <w:spacing w:after="60"/>
+            </w:pPr>
+            <w:r>
+              <w:rPr>
+                <w:b w:val="false"/>
+                <w:bCs w:val="false"/>
+                <w:color w:val="1F2937"/>
+                <w:sz w:val="19"/>
+                <w:szCs w:val="19"/>
+              </w:rPr>
+              <w:t xml:space="preserve">"Bisa dia jelaskan ulang ekspektasi itu dengan kata-katanya sendiri?"</w:t>
+            </w:r>
+          </w:p>
+        </w:tc>
+        <w:tc>
+          <w:tcPr>
+            <w:tcW w:type="dxa" w:w="2200"/>
+            <w:tcMar>
+              <w:top w:type="dxa" w:w="80"/>
+              <w:left w:type="dxa" w:w="100"/>
+              <w:bottom w:type="dxa" w:w="80"/>
+              <w:right w:type="dxa" w:w="100"/>
+            </w:tcMar>
+          </w:tcPr>
+          <w:p>
+            <w:pPr>
+              <w:spacing w:after="60"/>
+            </w:pPr>
+            <w:r>
+              <w:rPr>
+                <w:b w:val="false"/>
+                <w:bCs w:val="false"/>
+                <w:color w:val="1F2937"/>
+                <w:sz w:val="19"/>
+                <w:szCs w:val="19"/>
+              </w:rPr>
+              <w:t xml:space="preserve">Klien menilai semua orang "komitmen tinggi" karena tidak enak menilai rendah. Tangani: pisahkan komitmen dari kesukaan pribadi terhadap orangnya, gunakan bukti perilaku konkret.</w:t>
+            </w:r>
+          </w:p>
+        </w:tc>
+        <w:tc>
+          <w:tcPr>
+            <w:tcW w:type="dxa" w:w="2000"/>
+            <w:tcMar>
+              <w:top w:type="dxa" w:w="80"/>
+              <w:left w:type="dxa" w:w="100"/>
+              <w:bottom w:type="dxa" w:w="80"/>
+              <w:right w:type="dxa" w:w="100"/>
+            </w:tcMar>
+          </w:tcPr>
+          <w:p>
+            <w:pPr>
+              <w:spacing w:after="60"/>
+            </w:pPr>
+            <w:r>
+              <w:rPr>
+                <w:b w:val="false"/>
+                <w:bCs w:val="false"/>
+                <w:color w:val="1F2937"/>
+                <w:sz w:val="19"/>
+                <w:szCs w:val="19"/>
+              </w:rPr>
+              <w:t xml:space="preserve">Klien jalankan asesmen 3C untuk seluruh anggota tim langsungnya, bukan cuma 2-3 orang tadi.</w:t>
+            </w:r>
+          </w:p>
+        </w:tc>
+      </w:tr>
+      <w:tr>
+        <w:tc>
+          <w:tcPr>
+            <w:tcW w:type="dxa" w:w="900"/>
+            <w:tcMar>
+              <w:top w:type="dxa" w:w="80"/>
+              <w:left w:type="dxa" w:w="100"/>
+              <w:bottom w:type="dxa" w:w="80"/>
+              <w:right w:type="dxa" w:w="100"/>
+            </w:tcMar>
+          </w:tcPr>
+          <w:p>
+            <w:pPr>
+              <w:spacing w:after="60"/>
+            </w:pPr>
+            <w:r>
+              <w:rPr>
+                <w:b w:val="false"/>
+                <w:bCs w:val="false"/>
+                <w:color w:val="1F2937"/>
+                <w:sz w:val="19"/>
+                <w:szCs w:val="19"/>
+              </w:rPr>
+              <w:t xml:space="preserve">2 (Baca Peta Tim)</w:t>
+            </w:r>
+          </w:p>
+        </w:tc>
+        <w:tc>
+          <w:tcPr>
+            <w:tcW w:type="dxa" w:w="2600"/>
+            <w:tcMar>
+              <w:top w:type="dxa" w:w="80"/>
+              <w:left w:type="dxa" w:w="100"/>
+              <w:bottom w:type="dxa" w:w="80"/>
+              <w:right w:type="dxa" w:w="100"/>
+            </w:tcMar>
+          </w:tcPr>
+          <w:p>
+            <w:pPr>
+              <w:spacing w:after="60"/>
+            </w:pPr>
+            <w:r>
+              <w:rPr>
+                <w:b w:val="false"/>
+                <w:bCs w:val="false"/>
+                <w:color w:val="1F2937"/>
+                <w:sz w:val="19"/>
+                <w:szCs w:val="19"/>
+              </w:rPr>
+              <w:t xml:space="preserve">Review peta kuadran seluruh tim (Arahkan, Latih, Libatkan Ulang, Berdayakan), gali akar masalah untuk yang di kuadran rendah, pilih 1-2 kasus prioritas.</w:t>
+            </w:r>
+          </w:p>
+        </w:tc>
+        <w:tc>
+          <w:tcPr>
+            <w:tcW w:type="dxa" w:w="2600"/>
+            <w:tcMar>
+              <w:top w:type="dxa" w:w="80"/>
+              <w:left w:type="dxa" w:w="100"/>
+              <w:bottom w:type="dxa" w:w="80"/>
+              <w:right w:type="dxa" w:w="100"/>
+            </w:tcMar>
+          </w:tcPr>
+          <w:p>
+            <w:pPr>
+              <w:spacing w:after="60"/>
+            </w:pPr>
+            <w:r>
+              <w:rPr>
+                <w:b w:val="false"/>
+                <w:bCs w:val="false"/>
+                <w:color w:val="1F2937"/>
+                <w:sz w:val="19"/>
+                <w:szCs w:val="19"/>
+              </w:rPr>
+              <w:t xml:space="preserve">"Untuk yang di kuadran Arahkan atau Latih ini, akar masalahnya yang mana: jenuh, kelelahan, ketidakadilan, atau memang belum tahu caranya?"</w:t>
+            </w:r>
+          </w:p>
+        </w:tc>
+        <w:tc>
+          <w:tcPr>
+            <w:tcW w:type="dxa" w:w="2200"/>
+            <w:tcMar>
+              <w:top w:type="dxa" w:w="80"/>
+              <w:left w:type="dxa" w:w="100"/>
+              <w:bottom w:type="dxa" w:w="80"/>
+              <w:right w:type="dxa" w:w="100"/>
+            </w:tcMar>
+          </w:tcPr>
+          <w:p>
+            <w:pPr>
+              <w:spacing w:after="60"/>
+            </w:pPr>
+            <w:r>
+              <w:rPr>
+                <w:b w:val="false"/>
+                <w:bCs w:val="false"/>
+                <w:color w:val="1F2937"/>
+                <w:sz w:val="19"/>
+                <w:szCs w:val="19"/>
+              </w:rPr>
+              <w:t xml:space="preserve">Klien ingin menyamaratakan solusi untuk semua orang di kuadran rendah. Tangani: akar masalah tiap orang beda, jangan dipukul rata dengan satu solusi.</w:t>
+            </w:r>
+          </w:p>
+        </w:tc>
+        <w:tc>
+          <w:tcPr>
+            <w:tcW w:type="dxa" w:w="2000"/>
+            <w:tcMar>
+              <w:top w:type="dxa" w:w="80"/>
+              <w:left w:type="dxa" w:w="100"/>
+              <w:bottom w:type="dxa" w:w="80"/>
+              <w:right w:type="dxa" w:w="100"/>
+            </w:tcMar>
+          </w:tcPr>
+          <w:p>
+            <w:pPr>
+              <w:spacing w:after="60"/>
+            </w:pPr>
+            <w:r>
+              <w:rPr>
+                <w:b w:val="false"/>
+                <w:bCs w:val="false"/>
+                <w:color w:val="1F2937"/>
+                <w:sz w:val="19"/>
+                <w:szCs w:val="19"/>
+              </w:rPr>
+              <w:t xml:space="preserve">Klien jalankan percakapan klarifikasi ekspektasi dengan kasus prioritas, mulai susun rencana aksi sesuai track yang disarankan alat (Pelatihan, Menggali Permasalahan, Coaching, Delegasi, atau Apresiasi &amp; Investasi).</w:t>
+            </w:r>
+          </w:p>
+        </w:tc>
+      </w:tr>
+      <w:tr>
+        <w:tc>
+          <w:tcPr>
+            <w:tcW w:type="dxa" w:w="900"/>
+            <w:tcMar>
+              <w:top w:type="dxa" w:w="80"/>
+              <w:left w:type="dxa" w:w="100"/>
+              <w:bottom w:type="dxa" w:w="80"/>
+              <w:right w:type="dxa" w:w="100"/>
+            </w:tcMar>
+          </w:tcPr>
+          <w:p>
+            <w:pPr>
+              <w:spacing w:after="60"/>
+            </w:pPr>
+            <w:r>
+              <w:rPr>
+                <w:b w:val="false"/>
+                <w:bCs w:val="false"/>
+                <w:color w:val="1F2937"/>
+                <w:sz w:val="19"/>
+                <w:szCs w:val="19"/>
+              </w:rPr>
+              <w:t xml:space="preserve">3 (Uji Rencana Aksi)</w:t>
+            </w:r>
+          </w:p>
+        </w:tc>
+        <w:tc>
+          <w:tcPr>
+            <w:tcW w:type="dxa" w:w="2600"/>
+            <w:tcMar>
+              <w:top w:type="dxa" w:w="80"/>
+              <w:left w:type="dxa" w:w="100"/>
+              <w:bottom w:type="dxa" w:w="80"/>
+              <w:right w:type="dxa" w:w="100"/>
+            </w:tcMar>
+          </w:tcPr>
+          <w:p>
+            <w:pPr>
+              <w:spacing w:after="60"/>
+            </w:pPr>
+            <w:r>
+              <w:rPr>
+                <w:b w:val="false"/>
+                <w:bCs w:val="false"/>
+                <w:color w:val="1F2937"/>
+                <w:sz w:val="19"/>
+                <w:szCs w:val="19"/>
+              </w:rPr>
+              <w:t xml:space="preserve">Pressure-test rencana aksi untuk kasus prioritas. Khusus untuk akar masalah yang tidak bisa selesai sendirian (kelelahan, ketidakadilan, kepercayaan retak), bahas kapan perlu eskalasi di luar leader, bukan dipaksa selesai lewat satu percakapan.</w:t>
+            </w:r>
+          </w:p>
+        </w:tc>
+        <w:tc>
+          <w:tcPr>
+            <w:tcW w:type="dxa" w:w="2600"/>
+            <w:tcMar>
+              <w:top w:type="dxa" w:w="80"/>
+              <w:left w:type="dxa" w:w="100"/>
+              <w:bottom w:type="dxa" w:w="80"/>
+              <w:right w:type="dxa" w:w="100"/>
+            </w:tcMar>
+          </w:tcPr>
+          <w:p>
+            <w:pPr>
+              <w:spacing w:after="60"/>
+            </w:pPr>
+            <w:r>
+              <w:rPr>
+                <w:b w:val="false"/>
+                <w:bCs w:val="false"/>
+                <w:color w:val="1F2937"/>
+                <w:sz w:val="19"/>
+                <w:szCs w:val="19"/>
+              </w:rPr>
+              <w:t xml:space="preserve">"Kalau ini kasus kelelahan/beban berlebih, apa Anda beneran bisa kurangi beban kerjanya, atau cuma janji?"</w:t>
+            </w:r>
+          </w:p>
+        </w:tc>
+        <w:tc>
+          <w:tcPr>
+            <w:tcW w:type="dxa" w:w="2200"/>
+            <w:tcMar>
+              <w:top w:type="dxa" w:w="80"/>
+              <w:left w:type="dxa" w:w="100"/>
+              <w:bottom w:type="dxa" w:w="80"/>
+              <w:right w:type="dxa" w:w="100"/>
+            </w:tcMar>
+          </w:tcPr>
+          <w:p>
+            <w:pPr>
+              <w:spacing w:after="60"/>
+            </w:pPr>
+            <w:r>
+              <w:rPr>
+                <w:b w:val="false"/>
+                <w:bCs w:val="false"/>
+                <w:color w:val="1F2937"/>
+                <w:sz w:val="19"/>
+                <w:szCs w:val="19"/>
+              </w:rPr>
+              <w:t xml:space="preserve">Klien mencoba menyelesaikan kasus kepercayaan-retak atau ketidakadilan sendirian lewat pelatihan. Tangani: tegaskan kasus ini butuh percakapan atau eskalasi berbeda, pelatihan tidak akan menyelesaikannya.</w:t>
+            </w:r>
+          </w:p>
+        </w:tc>
+        <w:tc>
+          <w:tcPr>
+            <w:tcW w:type="dxa" w:w="2000"/>
+            <w:tcMar>
+              <w:top w:type="dxa" w:w="80"/>
+              <w:left w:type="dxa" w:w="100"/>
+              <w:bottom w:type="dxa" w:w="80"/>
+              <w:right w:type="dxa" w:w="100"/>
+            </w:tcMar>
+          </w:tcPr>
+          <w:p>
+            <w:pPr>
+              <w:spacing w:after="60"/>
+            </w:pPr>
+            <w:r>
+              <w:rPr>
+                <w:b w:val="false"/>
+                <w:bCs w:val="false"/>
+                <w:color w:val="1F2937"/>
+                <w:sz w:val="19"/>
+                <w:szCs w:val="19"/>
+              </w:rPr>
+              <w:t xml:space="preserve">Klien jalankan rencana aksi untuk kasus prioritas.</w:t>
+            </w:r>
+          </w:p>
+        </w:tc>
+      </w:tr>
+      <w:tr>
+        <w:tc>
+          <w:tcPr>
+            <w:tcW w:type="dxa" w:w="900"/>
+            <w:tcMar>
+              <w:top w:type="dxa" w:w="80"/>
+              <w:left w:type="dxa" w:w="100"/>
+              <w:bottom w:type="dxa" w:w="80"/>
+              <w:right w:type="dxa" w:w="100"/>
+            </w:tcMar>
+          </w:tcPr>
+          <w:p>
+            <w:pPr>
+              <w:spacing w:after="60"/>
+            </w:pPr>
+            <w:r>
+              <w:rPr>
+                <w:b w:val="false"/>
+                <w:bCs w:val="false"/>
+                <w:color w:val="1F2937"/>
+                <w:sz w:val="19"/>
+                <w:szCs w:val="19"/>
+              </w:rPr>
+              <w:t xml:space="preserve">4 (Install Ritme)</w:t>
+            </w:r>
+          </w:p>
+        </w:tc>
+        <w:tc>
+          <w:tcPr>
+            <w:tcW w:type="dxa" w:w="2600"/>
+            <w:tcMar>
+              <w:top w:type="dxa" w:w="80"/>
+              <w:left w:type="dxa" w:w="100"/>
+              <w:bottom w:type="dxa" w:w="80"/>
+              <w:right w:type="dxa" w:w="100"/>
+            </w:tcMar>
+          </w:tcPr>
+          <w:p>
+            <w:pPr>
+              <w:spacing w:after="60"/>
+            </w:pPr>
+            <w:r>
+              <w:rPr>
+                <w:b w:val="false"/>
+                <w:bCs w:val="false"/>
+                <w:color w:val="1F2937"/>
+                <w:sz w:val="19"/>
+                <w:szCs w:val="19"/>
+              </w:rPr>
+              <w:t xml:space="preserve">Kunci ritme evaluasi ulang kuadran tiap anggota tim secara kuartalan, termasuk memakai track Apresiasi &amp; Investasi untuk yang sudah di kuadran Berdayakan.</w:t>
+            </w:r>
+          </w:p>
+        </w:tc>
+        <w:tc>
+          <w:tcPr>
+            <w:tcW w:type="dxa" w:w="2600"/>
+            <w:tcMar>
+              <w:top w:type="dxa" w:w="80"/>
+              <w:left w:type="dxa" w:w="100"/>
+              <w:bottom w:type="dxa" w:w="80"/>
+              <w:right w:type="dxa" w:w="100"/>
+            </w:tcMar>
+          </w:tcPr>
+          <w:p>
+            <w:pPr>
+              <w:spacing w:after="60"/>
+            </w:pPr>
+            <w:r>
+              <w:rPr>
+                <w:b w:val="false"/>
+                <w:bCs w:val="false"/>
+                <w:color w:val="1F2937"/>
+                <w:sz w:val="19"/>
+                <w:szCs w:val="19"/>
+              </w:rPr>
+              <w:t xml:space="preserve">"Siapa di tim yang sudah di kuadran Berdayakan tapi belum pernah diapresiasi secara eksplisit?"</w:t>
+            </w:r>
+          </w:p>
+        </w:tc>
+        <w:tc>
+          <w:tcPr>
+            <w:tcW w:type="dxa" w:w="2200"/>
+            <w:tcMar>
+              <w:top w:type="dxa" w:w="80"/>
+              <w:left w:type="dxa" w:w="100"/>
+              <w:bottom w:type="dxa" w:w="80"/>
+              <w:right w:type="dxa" w:w="100"/>
+            </w:tcMar>
+          </w:tcPr>
+          <w:p>
+            <w:pPr>
+              <w:spacing w:after="60"/>
+            </w:pPr>
+            <w:r>
+              <w:rPr>
+                <w:b w:val="false"/>
+                <w:bCs w:val="false"/>
+                <w:color w:val="1F2937"/>
+                <w:sz w:val="19"/>
+                <w:szCs w:val="19"/>
+              </w:rPr>
+              <w:t xml:space="preserve">Klien hanya fokus ke orang bermasalah, lupa merawat orang yang sudah berkinerja tinggi. Tangani: ingatkan bahwa kuadran Berdayakan tanpa apresiasi berisiko jadi kuadran Libatkan Ulang.</w:t>
+            </w:r>
+          </w:p>
+        </w:tc>
+        <w:tc>
+          <w:tcPr>
+            <w:tcW w:type="dxa" w:w="2000"/>
+            <w:tcMar>
+              <w:top w:type="dxa" w:w="80"/>
+              <w:left w:type="dxa" w:w="100"/>
+              <w:bottom w:type="dxa" w:w="80"/>
+              <w:right w:type="dxa" w:w="100"/>
+            </w:tcMar>
+          </w:tcPr>
+          <w:p>
+            <w:pPr>
+              <w:spacing w:after="60"/>
+            </w:pPr>
+            <w:r>
+              <w:rPr>
+                <w:b w:val="false"/>
+                <w:bCs w:val="false"/>
+                <w:color w:val="1F2937"/>
+                <w:sz w:val="19"/>
+                <w:szCs w:val="19"/>
+              </w:rPr>
+              <w:t xml:space="preserve">Selesai kalau ritme evaluasi kuartalan terjadwal untuk seluruh tim, bukan cuma kasus prioritas awal.</w:t>
             </w:r>
           </w:p>
         </w:tc>
